--- a/prd-pr01/ПЗ1_раздаточные_материалы_интегрированное_занятие.docx
+++ b/prd-pr01/ПЗ1_раздаточные_материалы_интегрированное_занятие.docx
@@ -2060,7 +2060,7 @@
           </w:tcPr>
           <w:p>
             <w:r>
-              <w:t>Кабанов Арсений Алексеевич</w:t>
+              <w:t>Вячин Максим Геннадьевич</w:t>
             </w:r>
           </w:p>
         </w:tc>
@@ -2176,7 +2176,7 @@
           </w:tcPr>
           <w:p>
             <w:r>
-              <w:t>Вячин Максим Геннадьевич</w:t>
+              <w:t>Кабанов Арсений Алексеевич</w:t>
             </w:r>
           </w:p>
         </w:tc>
